--- a/docs/thesis/Речь-Лапова-Мария.docx
+++ b/docs/thesis/Речь-Лапова-Мария.docx
@@ -201,7 +201,7 @@
     </w:p>
     <w:p>
       <w:r>
-        <w:t>Прогноз состава тела — вес, процент жира, мышечная масса на одну, две и четыре недели вперёд. Генерация плана тренировок на четыре недели под параметры пользователя. Импорт PDF-отчётов InBody — можно загрузить PDF из клуба, и приложение само вытащит нужные цифры. Рекомендации по нормам ВОЗ и ACSM — например, если процент жира выше нормы, приложение об этом скажет. И автоадаптация плана — если вес сдвинулся или поменялась цель, приложение само предложит обновить программу.</w:t>
+        <w:t>Прогноз состава тела — вес, процент жира, мышечная масса на одну, две и четыре недели вперёд. Генерация плана тренировок на четыре недели под параметры пользователя. Импорт PDF-отчётов InBody — можно загрузить PDF из клуба, и приложение само вытащит нужные цифры. Рекомендации по нормам ВОЗ — например, если процент жира выше нормы, приложение об этом скажет. И автоадаптация плана — если вес сдвинулся или поменялась цель, приложение само предложит обновить программу.</w:t>
       </w:r>
     </w:p>
     <w:p>
@@ -1512,7 +1512,7 @@
     </w:p>
     <w:p>
       <w:r>
-        <w:t>Процент жира — по рекомендациям ACSM с поправкой на пол. Процент воды и висцеральный жир — референтные диапазоны InBody. BMR — формула Mifflin–St Jeor. Белок и минералы — нормы ВОЗ.</w:t>
+        <w:t>Процент жира — по рекомендациям ВОЗ с поправкой на пол. Процент воды и висцеральный жир — референтные диапазоны прибора InBody. BMR — формула Mifflin–St Jeor. Белок и минералы — нормы ВОЗ.</w:t>
       </w:r>
     </w:p>
     <w:p>
